--- a/Proyecto/Propuesta/Consentimiento_Informado_Estudio_1.docx
+++ b/Proyecto/Propuesta/Consentimiento_Informado_Estudio_1.docx
@@ -1,6 +1,6 @@
 
 <file path=word/document.xml><?xml version="1.0" encoding="utf-8"?>
-<w:document xmlns:wpc="http://schemas.microsoft.com/office/word/2010/wordprocessingCanvas" xmlns:cx="http://schemas.microsoft.com/office/drawing/2014/chartex" xmlns:cx1="http://schemas.microsoft.com/office/drawing/2015/9/8/chartex" xmlns:cx2="http://schemas.microsoft.com/office/drawing/2015/10/21/chartex" xmlns:cx3="http://schemas.microsoft.com/office/drawing/2016/5/9/chartex" xmlns:cx4="http://schemas.microsoft.com/office/drawing/2016/5/10/chartex" xmlns:cx5="http://schemas.microsoft.com/office/drawing/2016/5/11/chartex" xmlns:cx6="http://schemas.microsoft.com/office/drawing/2016/5/12/chartex" xmlns:cx7="http://schemas.microsoft.com/office/drawing/2016/5/13/chartex" xmlns:cx8="http://schemas.microsoft.com/office/drawing/2016/5/14/chartex" xmlns:mc="http://schemas.openxmlformats.org/markup-compatibility/2006" xmlns:aink="http://schemas.microsoft.com/office/drawing/2016/ink" xmlns:am3d="http://schemas.microsoft.com/office/drawing/2017/model3d" xmlns:o="urn:schemas-microsoft-com:office:office" xmlns:oel="http://schemas.microsoft.com/office/2019/extlst" xmlns:r="http://schemas.openxmlformats.org/officeDocument/2006/relationships" xmlns:m="http://schemas.openxmlformats.org/officeDocument/2006/math" xmlns:v="urn:schemas-microsoft-com:vml" xmlns:wp14="http://schemas.microsoft.com/office/word/2010/wordprocessingDrawing" xmlns:wp="http://schemas.openxmlformats.org/drawingml/2006/wordprocessingDrawing" xmlns:w10="urn:schemas-microsoft-com:office:word" xmlns:w="http://schemas.openxmlformats.org/wordprocessingml/2006/main" xmlns:w14="http://schemas.microsoft.com/office/word/2010/wordml" xmlns:w15="http://schemas.microsoft.com/office/word/2012/wordml" xmlns:w16cex="http://schemas.microsoft.com/office/word/2018/wordml/cex" xmlns:w16cid="http://schemas.microsoft.com/office/word/2016/wordml/cid" xmlns:w16="http://schemas.microsoft.com/office/word/2018/wordml" xmlns:w16du="http://schemas.microsoft.com/office/word/2023/wordml/word16du" xmlns:w16sdtdh="http://schemas.microsoft.com/office/word/2020/wordml/sdtdatahash" xmlns:w16sdtfl="http://schemas.microsoft.com/office/word/2024/wordml/sdtformatlock" xmlns:w16se="http://schemas.microsoft.com/office/word/2015/wordml/symex" xmlns:wpg="http://schemas.microsoft.com/office/word/2010/wordprocessingGroup" xmlns:wpi="http://schemas.microsoft.com/office/word/2010/wordprocessingInk" xmlns:wne="http://schemas.microsoft.com/office/word/2006/wordml" xmlns:wps="http://schemas.microsoft.com/office/word/2010/wordprocessingShape" mc:Ignorable="w14 w15 w16se w16cid w16 w16cex w16sdtdh w16sdtfl w16du wp14">
+<w:document xmlns:wpc="http://schemas.microsoft.com/office/word/2010/wordprocessingCanvas" xmlns:cx="http://schemas.microsoft.com/office/drawing/2014/chartex" xmlns:cx1="http://schemas.microsoft.com/office/drawing/2015/9/8/chartex" xmlns:cx2="http://schemas.microsoft.com/office/drawing/2015/10/21/chartex" xmlns:cx3="http://schemas.microsoft.com/office/drawing/2016/5/9/chartex" xmlns:cx4="http://schemas.microsoft.com/office/drawing/2016/5/10/chartex" xmlns:cx5="http://schemas.microsoft.com/office/drawing/2016/5/11/chartex" xmlns:cx6="http://schemas.microsoft.com/office/drawing/2016/5/12/chartex" xmlns:cx7="http://schemas.microsoft.com/office/drawing/2016/5/13/chartex" xmlns:cx8="http://schemas.microsoft.com/office/drawing/2016/5/14/chartex" xmlns:mc="http://schemas.openxmlformats.org/markup-compatibility/2006" xmlns:aink="http://schemas.microsoft.com/office/drawing/2016/ink" xmlns:am3d="http://schemas.microsoft.com/office/drawing/2017/model3d" xmlns:o="urn:schemas-microsoft-com:office:office" xmlns:oel="http://schemas.microsoft.com/office/2019/extlst" xmlns:r="http://schemas.openxmlformats.org/officeDocument/2006/relationships" xmlns:m="http://schemas.openxmlformats.org/officeDocument/2006/math" xmlns:v="urn:schemas-microsoft-com:vml" xmlns:wp14="http://schemas.microsoft.com/office/word/2010/wordprocessingDrawing" xmlns:wp="http://schemas.openxmlformats.org/drawingml/2006/wordprocessingDrawing" xmlns:w10="urn:schemas-microsoft-com:office:word" xmlns:w="http://schemas.openxmlformats.org/wordprocessingml/2006/main" xmlns:w14="http://schemas.microsoft.com/office/word/2010/wordml" xmlns:w15="http://schemas.microsoft.com/office/word/2012/wordml" xmlns:w16cex="http://schemas.microsoft.com/office/word/2018/wordml/cex" xmlns:w16cid="http://schemas.microsoft.com/office/word/2016/wordml/cid" xmlns:w16="http://schemas.microsoft.com/office/word/2018/wordml" xmlns:w16du="http://schemas.microsoft.com/office/word/2023/wordml/word16du" xmlns:w16sdtdh="http://schemas.microsoft.com/office/word/2020/wordml/sdtdatahash" xmlns:w16sdtfl="http://schemas.microsoft.com/office/word/2024/wordml/sdtformatlock" xmlns:w16se="http://schemas.microsoft.com/office/word/2015/wordml/symex" xmlns:wpg="http://schemas.microsoft.com/office/word/2010/wordprocessingGroup" xmlns:wpi="http://schemas.microsoft.com/office/word/2010/wordprocessingInk" xmlns:wne="http://schemas.microsoft.com/office/word/2006/wordml" xmlns:wps="http://schemas.microsoft.com/office/word/2010/wordprocessingShape" xmlns:a="http://schemas.openxmlformats.org/drawingml/2006/main" xmlns:pic="http://schemas.openxmlformats.org/drawingml/2006/picture" xmlns:a14="http://schemas.microsoft.com/office/drawing/2010/main" mc:Ignorable="w14 w15 w16se w16cid w16 w16cex w16sdtdh w16sdtfl w16du wp14">
   <w:body>
     <w:p>
       <w:pPr>
@@ -629,10 +629,10 @@
         <w:spacing w:after="0"/>
         <w:jc w:val="both"/>
       </w:pPr>
-      <w:bookmarkStart w:id="0" w:name="_Hlk88818933"/>
-      <w:bookmarkStart w:id="1" w:name="_Hlk88818956"/>
-      <w:bookmarkStart w:id="2" w:name="_Hlk88818216"/>
-      <w:bookmarkStart w:id="3" w:name="_Hlk88825423"/>
+      <w:bookmarkStart w:name="_Hlk88818933" w:id="0"/>
+      <w:bookmarkStart w:name="_Hlk88818956" w:id="1"/>
+      <w:bookmarkStart w:name="_Hlk88818216" w:id="2"/>
+      <w:bookmarkStart w:name="_Hlk88825423" w:id="3"/>
       <w:r>
         <w:t xml:space="preserve">El estudio investiga </w:t>
       </w:r>
@@ -657,7 +657,7 @@
         <w:spacing w:after="0"/>
         <w:jc w:val="both"/>
       </w:pPr>
-      <w:bookmarkStart w:id="4" w:name="_Hlk88817483"/>
+      <w:bookmarkStart w:name="_Hlk88817483" w:id="4"/>
       <w:r>
         <w:rPr>
           <w:noProof/>
@@ -729,82 +729,86 @@
         </w:drawing>
       </w:r>
       <w:r>
+        <w:rPr/>
         <w:t>Lo que debe</w:t>
       </w:r>
       <w:r>
+        <w:rPr/>
         <w:t>s</w:t>
       </w:r>
       <w:r>
+        <w:rPr/>
         <w:t xml:space="preserve"> hacer es muy sencillo. </w:t>
       </w:r>
       <w:r>
+        <w:rPr/>
         <w:t>T</w:t>
       </w:r>
       <w:r>
+        <w:rPr/>
         <w:t xml:space="preserve">e pediremos que </w:t>
       </w:r>
       <w:r>
+        <w:rPr/>
         <w:t>t</w:t>
       </w:r>
       <w:r>
+        <w:rPr/>
         <w:t>e siente</w:t>
       </w:r>
       <w:r>
+        <w:rPr/>
         <w:t>s</w:t>
       </w:r>
       <w:r>
+        <w:rPr/>
         <w:t xml:space="preserve"> frente a un televisor, con </w:t>
       </w:r>
       <w:r>
+        <w:rPr/>
         <w:t>t</w:t>
       </w:r>
       <w:r>
+        <w:rPr/>
         <w:t xml:space="preserve">u bebé sentado en sus piernas </w:t>
       </w:r>
       <w:r>
+        <w:rPr/>
         <w:t xml:space="preserve">mirando también hacia la pantalla (es decir, de espaldas a ti). </w:t>
       </w:r>
-    </w:p>
-    <w:p>
-      <w:pPr>
-        <w:spacing w:after="0"/>
-        <w:jc w:val="both"/>
+      <w:r>
         <w:rPr>
           <w:noProof/>
         </w:rPr>
-      </w:pPr>
-    </w:p>
-    <w:p>
-      <w:pPr>
-        <w:spacing w:after="0"/>
-        <w:jc w:val="both"/>
-      </w:pPr>
-      <w:r>
-        <w:rPr>
-          <w:noProof/>
-        </w:rPr>
         <w:t>En la pantalla mostraremos</w:t>
       </w:r>
       <w:r>
+        <w:rPr/>
         <w:t xml:space="preserve"> una serie de clips de </w:t>
       </w:r>
       <w:r>
+        <w:rPr/>
         <w:t xml:space="preserve">video del rostro de una mujer hablándole a tu bebé. </w:t>
       </w:r>
       <w:r>
+        <w:rPr/>
         <w:t xml:space="preserve"> </w:t>
       </w:r>
       <w:bookmarkEnd w:id="4"/>
       <w:r>
+        <w:rPr/>
         <w:t xml:space="preserve">Nosotros, con </w:t>
       </w:r>
       <w:r>
+        <w:rPr/>
         <w:t xml:space="preserve">un </w:t>
       </w:r>
       <w:r>
+        <w:rPr/>
         <w:t xml:space="preserve">equipo de rastreo ocular, </w:t>
       </w:r>
       <w:r>
+        <w:rPr/>
         <w:t xml:space="preserve">podremos determinar qué llama más la atención de tu bebé, y qué está mirando en cada momento. </w:t>
       </w:r>
     </w:p>
@@ -892,7 +896,7 @@
       <w:r>
         <w:t xml:space="preserve"> sin penalización ni consecuencias de ningún tipo. </w:t>
       </w:r>
-      <w:bookmarkStart w:id="5" w:name="_Hlk88816781"/>
+      <w:bookmarkStart w:name="_Hlk88816781" w:id="5"/>
       <w:r>
         <w:t>Si decide</w:t>
       </w:r>
@@ -929,7 +933,7 @@
         </w:numPr>
         <w:jc w:val="both"/>
       </w:pPr>
-      <w:bookmarkStart w:id="6" w:name="_Hlk88817273"/>
+      <w:bookmarkStart w:name="_Hlk88817273" w:id="6"/>
       <w:bookmarkEnd w:id="5"/>
       <w:r>
         <w:t>Este estudio no tiene ningún riesgo para tu bebé. Estará siempre sobre tus piernas y bajo tu control</w:t>
@@ -983,7 +987,6 @@
         <w:jc w:val="both"/>
       </w:pPr>
       <w:r>
-        <w:lastRenderedPageBreak/>
         <w:t>Si observa</w:t>
       </w:r>
       <w:r>
@@ -1080,7 +1083,7 @@
         </w:numPr>
         <w:jc w:val="both"/>
       </w:pPr>
-      <w:bookmarkStart w:id="7" w:name="_Hlk88816910"/>
+      <w:bookmarkStart w:name="_Hlk88816910" w:id="7"/>
       <w:r>
         <w:t>T</w:t>
       </w:r>
@@ -1126,7 +1129,7 @@
         </w:numPr>
         <w:jc w:val="both"/>
       </w:pPr>
-      <w:bookmarkStart w:id="8" w:name="_Hlk88819996"/>
+      <w:bookmarkStart w:name="_Hlk88819996" w:id="8"/>
       <w:bookmarkEnd w:id="7"/>
       <w:r>
         <w:t xml:space="preserve">En caso de </w:t>
@@ -1167,7 +1170,7 @@
       <w:r>
         <w:t>e con el psicólogo Andrés Castellanos (</w:t>
       </w:r>
-      <w:hyperlink r:id="rId8" w:history="1">
+      <w:hyperlink w:history="1" r:id="rId8">
         <w:r>
           <w:rPr>
             <w:rStyle w:val="Hyperlink"/>
@@ -1206,12 +1209,12 @@
         <w:tblStyle w:val="TableGrid"/>
         <w:tblW w:w="0" w:type="auto"/>
         <w:tblBorders>
-          <w:top w:val="none" w:sz="0" w:space="0" w:color="auto"/>
-          <w:left w:val="none" w:sz="0" w:space="0" w:color="auto"/>
-          <w:bottom w:val="none" w:sz="0" w:space="0" w:color="auto"/>
-          <w:right w:val="none" w:sz="0" w:space="0" w:color="auto"/>
-          <w:insideH w:val="none" w:sz="0" w:space="0" w:color="auto"/>
-          <w:insideV w:val="none" w:sz="0" w:space="0" w:color="auto"/>
+          <w:top w:val="none" w:color="auto" w:sz="0" w:space="0"/>
+          <w:left w:val="none" w:color="auto" w:sz="0" w:space="0"/>
+          <w:bottom w:val="none" w:color="auto" w:sz="0" w:space="0"/>
+          <w:right w:val="none" w:color="auto" w:sz="0" w:space="0"/>
+          <w:insideH w:val="none" w:color="auto" w:sz="0" w:space="0"/>
+          <w:insideV w:val="none" w:color="auto" w:sz="0" w:space="0"/>
         </w:tblBorders>
         <w:tblLook w:val="04A0" w:firstRow="1" w:lastRow="0" w:firstColumn="1" w:lastColumn="0" w:noHBand="0" w:noVBand="1"/>
       </w:tblPr>
@@ -1342,7 +1345,7 @@
               </w:rPr>
               <w:t xml:space="preserve">Fecha de nacimiento del bebé: </w:t>
             </w:r>
-            <w:bookmarkStart w:id="9" w:name="_Hlk135739261"/>
+            <w:bookmarkStart w:name="_Hlk135739261" w:id="9"/>
             <w:r>
               <w:rPr>
                 <w:sz w:val="18"/>
@@ -1380,7 +1383,7 @@
               <w:sdtContent>
                 <w:r>
                   <w:rPr>
-                    <w:rFonts w:ascii="MS Gothic" w:eastAsia="MS Gothic" w:hAnsi="MS Gothic" w:hint="eastAsia"/>
+                    <w:rFonts w:hint="eastAsia" w:ascii="MS Gothic" w:hAnsi="MS Gothic" w:eastAsia="MS Gothic"/>
                     <w:sz w:val="18"/>
                     <w:szCs w:val="18"/>
                   </w:rPr>
@@ -1419,7 +1422,7 @@
               <w:sdtContent>
                 <w:r>
                   <w:rPr>
-                    <w:rFonts w:ascii="MS Gothic" w:eastAsia="MS Gothic" w:hAnsi="MS Gothic" w:hint="eastAsia"/>
+                    <w:rFonts w:hint="eastAsia" w:ascii="MS Gothic" w:hAnsi="MS Gothic" w:eastAsia="MS Gothic"/>
                     <w:sz w:val="18"/>
                     <w:szCs w:val="18"/>
                   </w:rPr>
@@ -1465,7 +1468,7 @@
               <w:sdtContent>
                 <w:r>
                   <w:rPr>
-                    <w:rFonts w:ascii="MS Gothic" w:eastAsia="MS Gothic" w:hAnsi="MS Gothic" w:hint="eastAsia"/>
+                    <w:rFonts w:hint="eastAsia" w:ascii="MS Gothic" w:hAnsi="MS Gothic" w:eastAsia="MS Gothic"/>
                     <w:sz w:val="18"/>
                     <w:szCs w:val="18"/>
                   </w:rPr>
@@ -1901,31 +1904,21 @@
       </w:pPr>
       <w:r>
         <w:rPr>
-          <w:b/>
-          <w:bCs/>
+          <w:b w:val="1"/>
+          <w:bCs w:val="1"/>
         </w:rPr>
         <w:t>Información de contacto:</w:t>
       </w:r>
-    </w:p>
-    <w:p>
-      <w:pPr>
-        <w:spacing w:after="0"/>
-        <w:jc w:val="both"/>
-        <w:rPr>
-          <w:b/>
-          <w:bCs/>
-        </w:rPr>
-      </w:pPr>
     </w:p>
     <w:tbl>
       <w:tblPr>
         <w:tblW w:w="0" w:type="auto"/>
         <w:tblInd w:w="15" w:type="dxa"/>
         <w:tblBorders>
-          <w:top w:val="single" w:sz="6" w:space="0" w:color="333333"/>
-          <w:left w:val="single" w:sz="6" w:space="0" w:color="333333"/>
-          <w:bottom w:val="single" w:sz="6" w:space="0" w:color="333333"/>
-          <w:right w:val="single" w:sz="6" w:space="0" w:color="333333"/>
+          <w:top w:val="single" w:color="333333" w:sz="6" w:space="0"/>
+          <w:left w:val="single" w:color="333333" w:sz="6" w:space="0"/>
+          <w:bottom w:val="single" w:color="333333" w:sz="6" w:space="0"/>
+          <w:right w:val="single" w:color="333333" w:sz="6" w:space="0"/>
         </w:tblBorders>
         <w:shd w:val="clear" w:color="auto" w:fill="FFFFFF"/>
         <w:tblCellMar>
@@ -1945,10 +1938,10 @@
           <w:tcPr>
             <w:tcW w:w="0" w:type="auto"/>
             <w:tcBorders>
-              <w:top w:val="single" w:sz="6" w:space="0" w:color="333333"/>
-              <w:left w:val="single" w:sz="6" w:space="0" w:color="333333"/>
-              <w:bottom w:val="single" w:sz="6" w:space="0" w:color="333333"/>
-              <w:right w:val="single" w:sz="6" w:space="0" w:color="333333"/>
+              <w:top w:val="single" w:color="333333" w:sz="6" w:space="0"/>
+              <w:left w:val="single" w:color="333333" w:sz="6" w:space="0"/>
+              <w:bottom w:val="single" w:color="333333" w:sz="6" w:space="0"/>
+              <w:right w:val="single" w:color="333333" w:sz="6" w:space="0"/>
             </w:tcBorders>
             <w:shd w:val="clear" w:color="auto" w:fill="FFFFFF"/>
             <w:tcMar>
@@ -1991,7 +1984,7 @@
               <w:spacing w:after="0"/>
               <w:jc w:val="both"/>
             </w:pPr>
-            <w:hyperlink r:id="rId9" w:history="1">
+            <w:hyperlink w:history="1" r:id="rId9">
               <w:r>
                 <w:rPr>
                   <w:rStyle w:val="Hyperlink"/>
@@ -2008,10 +2001,10 @@
           <w:tcPr>
             <w:tcW w:w="0" w:type="auto"/>
             <w:tcBorders>
-              <w:top w:val="single" w:sz="6" w:space="0" w:color="333333"/>
-              <w:left w:val="single" w:sz="6" w:space="0" w:color="333333"/>
-              <w:bottom w:val="single" w:sz="6" w:space="0" w:color="333333"/>
-              <w:right w:val="single" w:sz="6" w:space="0" w:color="333333"/>
+              <w:top w:val="single" w:color="333333" w:sz="6" w:space="0"/>
+              <w:left w:val="single" w:color="333333" w:sz="6" w:space="0"/>
+              <w:bottom w:val="single" w:color="333333" w:sz="6" w:space="0"/>
+              <w:right w:val="single" w:color="333333" w:sz="6" w:space="0"/>
             </w:tcBorders>
             <w:shd w:val="clear" w:color="auto" w:fill="FFFFFF"/>
             <w:tcMar>
@@ -2028,7 +2021,7 @@
               <w:spacing w:after="0"/>
               <w:jc w:val="both"/>
             </w:pPr>
-            <w:bookmarkStart w:id="10" w:name="_Hlk88824912"/>
+            <w:bookmarkStart w:name="_Hlk88824912" w:id="10"/>
             <w:r>
               <w:t>Comité Institucional de Ética en Investigación de la Universidad El Bosque: Calle 132 No. 7a – 63, Pisos 2 y 3. PBX:</w:t>
             </w:r>
@@ -2055,7 +2048,7 @@
     <w:sectPr>
       <w:headerReference w:type="default" r:id="rId10"/>
       <w:footerReference w:type="default" r:id="rId11"/>
-      <w:pgSz w:w="12240" w:h="15840"/>
+      <w:pgSz w:w="12240" w:h="15840" w:orient="portrait"/>
       <w:pgMar w:top="1701" w:right="851" w:bottom="1418" w:left="851" w:header="709" w:footer="709" w:gutter="0"/>
       <w:cols w:space="708"/>
       <w:docGrid w:linePitch="360"/>
@@ -2090,7 +2083,7 @@
 </file>
 
 <file path=word/footer1.xml><?xml version="1.0" encoding="utf-8"?>
-<w:ftr xmlns:wpc="http://schemas.microsoft.com/office/word/2010/wordprocessingCanvas" xmlns:cx="http://schemas.microsoft.com/office/drawing/2014/chartex" xmlns:cx1="http://schemas.microsoft.com/office/drawing/2015/9/8/chartex" xmlns:cx2="http://schemas.microsoft.com/office/drawing/2015/10/21/chartex" xmlns:cx3="http://schemas.microsoft.com/office/drawing/2016/5/9/chartex" xmlns:cx4="http://schemas.microsoft.com/office/drawing/2016/5/10/chartex" xmlns:cx5="http://schemas.microsoft.com/office/drawing/2016/5/11/chartex" xmlns:cx6="http://schemas.microsoft.com/office/drawing/2016/5/12/chartex" xmlns:cx7="http://schemas.microsoft.com/office/drawing/2016/5/13/chartex" xmlns:cx8="http://schemas.microsoft.com/office/drawing/2016/5/14/chartex" xmlns:mc="http://schemas.openxmlformats.org/markup-compatibility/2006" xmlns:aink="http://schemas.microsoft.com/office/drawing/2016/ink" xmlns:am3d="http://schemas.microsoft.com/office/drawing/2017/model3d" xmlns:o="urn:schemas-microsoft-com:office:office" xmlns:oel="http://schemas.microsoft.com/office/2019/extlst" xmlns:r="http://schemas.openxmlformats.org/officeDocument/2006/relationships" xmlns:m="http://schemas.openxmlformats.org/officeDocument/2006/math" xmlns:v="urn:schemas-microsoft-com:vml" xmlns:wp14="http://schemas.microsoft.com/office/word/2010/wordprocessingDrawing" xmlns:wp="http://schemas.openxmlformats.org/drawingml/2006/wordprocessingDrawing" xmlns:w10="urn:schemas-microsoft-com:office:word" xmlns:w="http://schemas.openxmlformats.org/wordprocessingml/2006/main" xmlns:w14="http://schemas.microsoft.com/office/word/2010/wordml" xmlns:w15="http://schemas.microsoft.com/office/word/2012/wordml" xmlns:w16cex="http://schemas.microsoft.com/office/word/2018/wordml/cex" xmlns:w16cid="http://schemas.microsoft.com/office/word/2016/wordml/cid" xmlns:w16="http://schemas.microsoft.com/office/word/2018/wordml" xmlns:w16du="http://schemas.microsoft.com/office/word/2023/wordml/word16du" xmlns:w16sdtdh="http://schemas.microsoft.com/office/word/2020/wordml/sdtdatahash" xmlns:w16sdtfl="http://schemas.microsoft.com/office/word/2024/wordml/sdtformatlock" xmlns:w16se="http://schemas.microsoft.com/office/word/2015/wordml/symex" xmlns:wpg="http://schemas.microsoft.com/office/word/2010/wordprocessingGroup" xmlns:wpi="http://schemas.microsoft.com/office/word/2010/wordprocessingInk" xmlns:wne="http://schemas.microsoft.com/office/word/2006/wordml" xmlns:wps="http://schemas.microsoft.com/office/word/2010/wordprocessingShape" mc:Ignorable="w14 w15 w16se w16cid w16 w16cex w16sdtdh w16sdtfl w16du wp14">
+<w:ftr xmlns:wpc="http://schemas.microsoft.com/office/word/2010/wordprocessingCanvas" xmlns:cx="http://schemas.microsoft.com/office/drawing/2014/chartex" xmlns:cx1="http://schemas.microsoft.com/office/drawing/2015/9/8/chartex" xmlns:cx2="http://schemas.microsoft.com/office/drawing/2015/10/21/chartex" xmlns:cx3="http://schemas.microsoft.com/office/drawing/2016/5/9/chartex" xmlns:cx4="http://schemas.microsoft.com/office/drawing/2016/5/10/chartex" xmlns:cx5="http://schemas.microsoft.com/office/drawing/2016/5/11/chartex" xmlns:cx6="http://schemas.microsoft.com/office/drawing/2016/5/12/chartex" xmlns:cx7="http://schemas.microsoft.com/office/drawing/2016/5/13/chartex" xmlns:cx8="http://schemas.microsoft.com/office/drawing/2016/5/14/chartex" xmlns:mc="http://schemas.openxmlformats.org/markup-compatibility/2006" xmlns:aink="http://schemas.microsoft.com/office/drawing/2016/ink" xmlns:am3d="http://schemas.microsoft.com/office/drawing/2017/model3d" xmlns:o="urn:schemas-microsoft-com:office:office" xmlns:oel="http://schemas.microsoft.com/office/2019/extlst" xmlns:r="http://schemas.openxmlformats.org/officeDocument/2006/relationships" xmlns:m="http://schemas.openxmlformats.org/officeDocument/2006/math" xmlns:v="urn:schemas-microsoft-com:vml" xmlns:wp14="http://schemas.microsoft.com/office/word/2010/wordprocessingDrawing" xmlns:wp="http://schemas.openxmlformats.org/drawingml/2006/wordprocessingDrawing" xmlns:w10="urn:schemas-microsoft-com:office:word" xmlns:w="http://schemas.openxmlformats.org/wordprocessingml/2006/main" xmlns:w14="http://schemas.microsoft.com/office/word/2010/wordml" xmlns:w15="http://schemas.microsoft.com/office/word/2012/wordml" xmlns:w16cex="http://schemas.microsoft.com/office/word/2018/wordml/cex" xmlns:w16cid="http://schemas.microsoft.com/office/word/2016/wordml/cid" xmlns:w16="http://schemas.microsoft.com/office/word/2018/wordml" xmlns:w16du="http://schemas.microsoft.com/office/word/2023/wordml/word16du" xmlns:w16sdtdh="http://schemas.microsoft.com/office/word/2020/wordml/sdtdatahash" xmlns:w16sdtfl="http://schemas.microsoft.com/office/word/2024/wordml/sdtformatlock" xmlns:w16se="http://schemas.microsoft.com/office/word/2015/wordml/symex" xmlns:wpg="http://schemas.microsoft.com/office/word/2010/wordprocessingGroup" xmlns:wpi="http://schemas.microsoft.com/office/word/2010/wordprocessingInk" xmlns:wne="http://schemas.microsoft.com/office/word/2006/wordml" xmlns:wps="http://schemas.microsoft.com/office/word/2010/wordprocessingShape" xmlns:a="http://schemas.openxmlformats.org/drawingml/2006/main" xmlns:pic="http://schemas.openxmlformats.org/drawingml/2006/picture" xmlns:a14="http://schemas.microsoft.com/office/drawing/2010/main" xmlns:asvg="http://schemas.microsoft.com/office/drawing/2016/SVG/main" mc:Ignorable="w14 w15 w16se w16cid w16 w16cex w16sdtdh w16sdtfl w16du wp14">
   <w:p>
     <w:pPr>
       <w:pStyle w:val="Footer"/>
@@ -2221,9 +2214,9 @@
           </w:drawing>
         </mc:Choice>
         <mc:Fallback>
-          <w:pict>
-            <v:group w14:anchorId="772C443C" id="Group 1" o:spid="_x0000_s1026" style="position:absolute;margin-left:7pt;margin-top:-15.6pt;width:523.45pt;height:48pt;z-index:251661312" coordsize="66476,6096" o:gfxdata="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">
-              <v:shapetype id="_x0000_t75" coordsize="21600,21600" o:spt="75" o:preferrelative="t" path="m@4@5l@4@11@9@11@9@5xe" filled="f" stroked="f">
+          <w:pict w14:anchorId="5333CAED">
+            <v:group id="Group 1" style="position:absolute;margin-left:7pt;margin-top:-15.6pt;width:523.45pt;height:48pt;z-index:251661312" coordsize="66476,6096" o:spid="_x0000_s1026" w14:anchorId="772C443C" o:gfxdata="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">
+              <v:shapetype id="_x0000_t75" coordsize="21600,21600" filled="f" stroked="f" o:spt="75" o:preferrelative="t" path="m@4@5l@4@11@9@11@9@5xe">
                 <v:stroke joinstyle="miter"/>
                 <v:formulas>
                   <v:f eqn="if lineDrawn pixelLineWidth 0"/>
@@ -2239,17 +2232,17 @@
                   <v:f eqn="prod @7 21600 pixelHeight"/>
                   <v:f eqn="sum @10 21600 0"/>
                 </v:formulas>
-                <v:path o:extrusionok="f" gradientshapeok="t" o:connecttype="rect"/>
+                <v:path gradientshapeok="t" o:connecttype="rect" o:extrusionok="f"/>
                 <o:lock v:ext="edit" aspectratio="t"/>
               </v:shapetype>
-              <v:shape id="Picture 1821913814" o:spid="_x0000_s1027" type="#_x0000_t75" alt="Text&#10;&#10;Description automatically generated" style="position:absolute;top:365;width:18275;height:5207;visibility:visible;mso-wrap-style:square" o:gfxdata="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">
-                <v:imagedata r:id="rId6" o:title="Text&#10;&#10;Description automatically generated"/>
+              <v:shape id="Picture 1821913814" style="position:absolute;top:365;width:18275;height:5207;visibility:visible;mso-wrap-style:square" alt="Text&#10;&#10;Description automatically generated" o:spid="_x0000_s1027" type="#_x0000_t75" o:gfxdata="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">
+                <v:imagedata o:title="Text&#10;&#10;Description automatically generated" r:id="rId6"/>
               </v:shape>
-              <v:shape id="Graphic 1" o:spid="_x0000_s1028" type="#_x0000_t75" style="position:absolute;left:41330;top:1097;width:25146;height:3810;visibility:visible;mso-wrap-style:square" o:gfxdata="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">
-                <v:imagedata r:id="rId7" o:title=""/>
+              <v:shape id="Graphic 1" style="position:absolute;left:41330;top:1097;width:25146;height:3810;visibility:visible;mso-wrap-style:square" o:spid="_x0000_s1028" type="#_x0000_t75" o:gfxdata="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">
+                <v:imagedata o:title="" r:id="rId7"/>
               </v:shape>
-              <v:shape id="Graphic 1" o:spid="_x0000_s1029" type="#_x0000_t75" style="position:absolute;left:20628;width:18288;height:6096;visibility:visible;mso-wrap-style:square" o:gfxdata="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">
-                <v:imagedata r:id="rId8" o:title=""/>
+              <v:shape id="Graphic 1" style="position:absolute;left:20628;width:18288;height:6096;visibility:visible;mso-wrap-style:square" o:spid="_x0000_s1029" type="#_x0000_t75" o:gfxdata="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">
+                <v:imagedata o:title="" r:id="rId8"/>
               </v:shape>
             </v:group>
           </w:pict>
@@ -2286,10 +2279,11 @@
 </file>
 
 <file path=word/header1.xml><?xml version="1.0" encoding="utf-8"?>
-<w:hdr xmlns:wpc="http://schemas.microsoft.com/office/word/2010/wordprocessingCanvas" xmlns:cx="http://schemas.microsoft.com/office/drawing/2014/chartex" xmlns:cx1="http://schemas.microsoft.com/office/drawing/2015/9/8/chartex" xmlns:cx2="http://schemas.microsoft.com/office/drawing/2015/10/21/chartex" xmlns:cx3="http://schemas.microsoft.com/office/drawing/2016/5/9/chartex" xmlns:cx4="http://schemas.microsoft.com/office/drawing/2016/5/10/chartex" xmlns:cx5="http://schemas.microsoft.com/office/drawing/2016/5/11/chartex" xmlns:cx6="http://schemas.microsoft.com/office/drawing/2016/5/12/chartex" xmlns:cx7="http://schemas.microsoft.com/office/drawing/2016/5/13/chartex" xmlns:cx8="http://schemas.microsoft.com/office/drawing/2016/5/14/chartex" xmlns:mc="http://schemas.openxmlformats.org/markup-compatibility/2006" xmlns:aink="http://schemas.microsoft.com/office/drawing/2016/ink" xmlns:am3d="http://schemas.microsoft.com/office/drawing/2017/model3d" xmlns:o="urn:schemas-microsoft-com:office:office" xmlns:oel="http://schemas.microsoft.com/office/2019/extlst" xmlns:r="http://schemas.openxmlformats.org/officeDocument/2006/relationships" xmlns:m="http://schemas.openxmlformats.org/officeDocument/2006/math" xmlns:v="urn:schemas-microsoft-com:vml" xmlns:wp14="http://schemas.microsoft.com/office/word/2010/wordprocessingDrawing" xmlns:wp="http://schemas.openxmlformats.org/drawingml/2006/wordprocessingDrawing" xmlns:w10="urn:schemas-microsoft-com:office:word" xmlns:w="http://schemas.openxmlformats.org/wordprocessingml/2006/main" xmlns:w14="http://schemas.microsoft.com/office/word/2010/wordml" xmlns:w15="http://schemas.microsoft.com/office/word/2012/wordml" xmlns:w16cex="http://schemas.microsoft.com/office/word/2018/wordml/cex" xmlns:w16cid="http://schemas.microsoft.com/office/word/2016/wordml/cid" xmlns:w16="http://schemas.microsoft.com/office/word/2018/wordml" xmlns:w16du="http://schemas.microsoft.com/office/word/2023/wordml/word16du" xmlns:w16sdtdh="http://schemas.microsoft.com/office/word/2020/wordml/sdtdatahash" xmlns:w16sdtfl="http://schemas.microsoft.com/office/word/2024/wordml/sdtformatlock" xmlns:w16se="http://schemas.microsoft.com/office/word/2015/wordml/symex" xmlns:wpg="http://schemas.microsoft.com/office/word/2010/wordprocessingGroup" xmlns:wpi="http://schemas.microsoft.com/office/word/2010/wordprocessingInk" xmlns:wne="http://schemas.microsoft.com/office/word/2006/wordml" xmlns:wps="http://schemas.microsoft.com/office/word/2010/wordprocessingShape" mc:Ignorable="w14 w15 w16se w16cid w16 w16cex w16sdtdh w16sdtfl w16du wp14">
+<w:hdr xmlns:wpc="http://schemas.microsoft.com/office/word/2010/wordprocessingCanvas" xmlns:cx="http://schemas.microsoft.com/office/drawing/2014/chartex" xmlns:cx1="http://schemas.microsoft.com/office/drawing/2015/9/8/chartex" xmlns:cx2="http://schemas.microsoft.com/office/drawing/2015/10/21/chartex" xmlns:cx3="http://schemas.microsoft.com/office/drawing/2016/5/9/chartex" xmlns:cx4="http://schemas.microsoft.com/office/drawing/2016/5/10/chartex" xmlns:cx5="http://schemas.microsoft.com/office/drawing/2016/5/11/chartex" xmlns:cx6="http://schemas.microsoft.com/office/drawing/2016/5/12/chartex" xmlns:cx7="http://schemas.microsoft.com/office/drawing/2016/5/13/chartex" xmlns:cx8="http://schemas.microsoft.com/office/drawing/2016/5/14/chartex" xmlns:mc="http://schemas.openxmlformats.org/markup-compatibility/2006" xmlns:aink="http://schemas.microsoft.com/office/drawing/2016/ink" xmlns:am3d="http://schemas.microsoft.com/office/drawing/2017/model3d" xmlns:o="urn:schemas-microsoft-com:office:office" xmlns:oel="http://schemas.microsoft.com/office/2019/extlst" xmlns:r="http://schemas.openxmlformats.org/officeDocument/2006/relationships" xmlns:m="http://schemas.openxmlformats.org/officeDocument/2006/math" xmlns:v="urn:schemas-microsoft-com:vml" xmlns:wp14="http://schemas.microsoft.com/office/word/2010/wordprocessingDrawing" xmlns:wp="http://schemas.openxmlformats.org/drawingml/2006/wordprocessingDrawing" xmlns:w10="urn:schemas-microsoft-com:office:word" xmlns:w="http://schemas.openxmlformats.org/wordprocessingml/2006/main" xmlns:w14="http://schemas.microsoft.com/office/word/2010/wordml" xmlns:w15="http://schemas.microsoft.com/office/word/2012/wordml" xmlns:w16cex="http://schemas.microsoft.com/office/word/2018/wordml/cex" xmlns:w16cid="http://schemas.microsoft.com/office/word/2016/wordml/cid" xmlns:w16="http://schemas.microsoft.com/office/word/2018/wordml" xmlns:w16du="http://schemas.microsoft.com/office/word/2023/wordml/word16du" xmlns:w16sdtdh="http://schemas.microsoft.com/office/word/2020/wordml/sdtdatahash" xmlns:w16sdtfl="http://schemas.microsoft.com/office/word/2024/wordml/sdtformatlock" xmlns:w16se="http://schemas.microsoft.com/office/word/2015/wordml/symex" xmlns:wpg="http://schemas.microsoft.com/office/word/2010/wordprocessingGroup" xmlns:wpi="http://schemas.microsoft.com/office/word/2010/wordprocessingInk" xmlns:wne="http://schemas.microsoft.com/office/word/2006/wordml" xmlns:wps="http://schemas.microsoft.com/office/word/2010/wordprocessingShape" xmlns:a="http://schemas.openxmlformats.org/drawingml/2006/main" xmlns:pic="http://schemas.openxmlformats.org/drawingml/2006/picture" xmlns:a14="http://schemas.microsoft.com/office/drawing/2010/main" mc:Ignorable="w14 w15 w16se w16cid w16 w16cex w16sdtdh w16sdtfl w16du wp14">
   <w:p>
     <w:pPr>
       <w:pStyle w:val="Header"/>
+      <w:jc w:val="right"/>
     </w:pPr>
     <w:r>
       <w:rPr>
@@ -2298,27 +2292,24 @@
       <w:t xml:space="preserve"> </w:t>
     </w:r>
     <w:r>
-      <w:rPr>
-        <w:noProof/>
-      </w:rPr>
       <w:drawing>
-        <wp:inline distT="0" distB="0" distL="0" distR="0" wp14:anchorId="459DB19A" wp14:editId="4DB34CC4">
+        <wp:inline wp14:editId="4D382383" wp14:anchorId="459DB19A">
           <wp:extent cx="1893946" cy="540000"/>
           <wp:effectExtent l="0" t="0" r="0" b="0"/>
-          <wp:docPr id="10" name="Picture 10" descr="Text&#10;&#10;Description automatically generated"/>
+          <wp:docPr id="10" name="Picture 10" descr="Text&#10;&#10;Description automatically generated" title=""/>
           <wp:cNvGraphicFramePr>
-            <a:graphicFrameLocks xmlns:a="http://schemas.openxmlformats.org/drawingml/2006/main" noChangeAspect="1"/>
+            <a:graphicFrameLocks noChangeAspect="1"/>
           </wp:cNvGraphicFramePr>
-          <a:graphic xmlns:a="http://schemas.openxmlformats.org/drawingml/2006/main">
+          <a:graphic>
             <a:graphicData uri="http://schemas.openxmlformats.org/drawingml/2006/picture">
-              <pic:pic xmlns:pic="http://schemas.openxmlformats.org/drawingml/2006/picture">
+              <pic:pic>
                 <pic:nvPicPr>
-                  <pic:cNvPr id="1" name="Picture 1" descr="Text&#10;&#10;Description automatically generated"/>
+                  <pic:cNvPr id="0" name="Picture 10"/>
                   <pic:cNvPicPr/>
                 </pic:nvPicPr>
                 <pic:blipFill>
-                  <a:blip r:embed="rId1">
-                    <a:extLst>
+                  <a:blip r:embed="Rcb43141b56f04d91">
+                    <a:extLst xmlns:a="http://schemas.openxmlformats.org/drawingml/2006/main">
                       <a:ext uri="{28A0092B-C50C-407E-A947-70E740481C1C}">
                         <a14:useLocalDpi xmlns:a14="http://schemas.microsoft.com/office/drawing/2010/main" val="0"/>
                       </a:ext>
@@ -2329,7 +2320,7 @@
                   </a:stretch>
                 </pic:blipFill>
                 <pic:spPr>
-                  <a:xfrm>
+                  <a:xfrm rot="0" flipH="0" flipV="0">
                     <a:off x="0" y="0"/>
                     <a:ext cx="1893946" cy="540000"/>
                   </a:xfrm>
@@ -2344,11 +2335,19 @@
       </w:drawing>
     </w:r>
     <w:r>
+      <w:tab/>
+    </w:r>
+    <w:r>
       <w:rPr>
         <w:noProof/>
       </w:rPr>
-      <w:tab/>
-      <w:t xml:space="preserve">                           </w:t>
+      <w:t xml:space="preserve">        </w:t>
+    </w:r>
+    <w:r>
+      <w:rPr>
+        <w:noProof/>
+      </w:rPr>
+      <w:t xml:space="preserve">                   </w:t>
     </w:r>
     <w:r>
       <w:rPr>
@@ -2372,7 +2371,105 @@
       <w:rPr>
         <w:noProof/>
       </w:rPr>
-      <w:t xml:space="preserve">                                         </w:t>
+      <w:t xml:space="preserve">                   </w:t>
+    </w:r>
+    <w:r>
+      <w:rPr>
+        <w:noProof/>
+      </w:rPr>
+      <w:t xml:space="preserve">                  </w:t>
+    </w:r>
+    <w:r>
+      <w:drawing>
+        <wp:inline wp14:editId="221F50B6" wp14:anchorId="072A777E">
+          <wp:extent cx="1027460" cy="540000"/>
+          <wp:effectExtent l="0" t="0" r="0" b="0"/>
+          <wp:docPr id="183687818" name="" title=""/>
+          <wp:cNvGraphicFramePr>
+            <a:graphicFrameLocks noChangeAspect="1"/>
+          </wp:cNvGraphicFramePr>
+          <a:graphic>
+            <a:graphicData uri="http://schemas.openxmlformats.org/drawingml/2006/picture">
+              <pic:pic>
+                <pic:nvPicPr>
+                  <pic:cNvPr id="0" name=""/>
+                  <pic:cNvPicPr/>
+                </pic:nvPicPr>
+                <pic:blipFill>
+                  <a:blip r:embed="Rd139c183b13b410a">
+                    <a:extLst>
+                      <a:ext xmlns:a="http://schemas.openxmlformats.org/drawingml/2006/main" uri="{28A0092B-C50C-407E-A947-70E740481C1C}">
+                        <a14:useLocalDpi val="0"/>
+                      </a:ext>
+                    </a:extLst>
+                  </a:blip>
+                  <a:stretch>
+                    <a:fillRect/>
+                  </a:stretch>
+                </pic:blipFill>
+                <pic:spPr>
+                  <a:xfrm>
+                    <a:off x="0" y="0"/>
+                    <a:ext cx="1027460" cy="540000"/>
+                  </a:xfrm>
+                  <a:prstGeom prst="rect">
+                    <a:avLst/>
+                  </a:prstGeom>
+                </pic:spPr>
+              </pic:pic>
+            </a:graphicData>
+          </a:graphic>
+        </wp:inline>
+      </w:drawing>
+    </w:r>
+    <w:r>
+      <w:rPr>
+        <w:noProof/>
+      </w:rPr>
+      <w:t xml:space="preserve">    </w:t>
+    </w:r>
+    <w:r>
+      <w:drawing>
+        <wp:inline wp14:editId="4E53FA16" wp14:anchorId="5BA8B766">
+          <wp:extent cx="6705602" cy="3524250"/>
+          <wp:effectExtent l="0" t="0" r="0" b="0"/>
+          <wp:docPr id="53238503" name="" title=""/>
+          <wp:cNvGraphicFramePr>
+            <a:graphicFrameLocks noChangeAspect="1"/>
+          </wp:cNvGraphicFramePr>
+          <a:graphic>
+            <a:graphicData uri="http://schemas.openxmlformats.org/drawingml/2006/picture">
+              <pic:pic>
+                <pic:nvPicPr>
+                  <pic:cNvPr id="0" name=""/>
+                  <pic:cNvPicPr/>
+                </pic:nvPicPr>
+                <pic:blipFill>
+                  <a:blip r:embed="R968d5fcc29264757">
+                    <a:extLst>
+                      <a:ext xmlns:a="http://schemas.openxmlformats.org/drawingml/2006/main" uri="{28A0092B-C50C-407E-A947-70E740481C1C}">
+                        <a14:useLocalDpi val="0"/>
+                      </a:ext>
+                    </a:extLst>
+                  </a:blip>
+                  <a:stretch>
+                    <a:fillRect/>
+                  </a:stretch>
+                </pic:blipFill>
+                <pic:spPr>
+                  <a:xfrm>
+                    <a:off x="0" y="0"/>
+                    <a:ext cx="6705602" cy="3524250"/>
+                  </a:xfrm>
+                  <a:prstGeom prst="rect">
+                    <a:avLst/>
+                  </a:prstGeom>
+                </pic:spPr>
+              </pic:pic>
+            </a:graphicData>
+          </a:graphic>
+        </wp:inline>
+      </w:drawing>
     </w:r>
   </w:p>
 </w:hdr>
@@ -2396,7 +2493,7 @@
         <w:ind w:left="720" w:hanging="360"/>
       </w:pPr>
       <w:rPr>
-        <w:rFonts w:ascii="Symbol" w:hAnsi="Symbol" w:hint="default"/>
+        <w:rFonts w:hint="default" w:ascii="Symbol" w:hAnsi="Symbol"/>
         <w:sz w:val="20"/>
       </w:rPr>
     </w:lvl>
@@ -2412,7 +2509,7 @@
         <w:ind w:left="1440" w:hanging="360"/>
       </w:pPr>
       <w:rPr>
-        <w:rFonts w:ascii="Courier New" w:hAnsi="Courier New" w:hint="default"/>
+        <w:rFonts w:hint="default" w:ascii="Courier New" w:hAnsi="Courier New"/>
         <w:sz w:val="20"/>
       </w:rPr>
     </w:lvl>
@@ -2428,7 +2525,7 @@
         <w:ind w:left="2160" w:hanging="360"/>
       </w:pPr>
       <w:rPr>
-        <w:rFonts w:ascii="Wingdings" w:hAnsi="Wingdings" w:hint="default"/>
+        <w:rFonts w:hint="default" w:ascii="Wingdings" w:hAnsi="Wingdings"/>
         <w:sz w:val="20"/>
       </w:rPr>
     </w:lvl>
@@ -2444,7 +2541,7 @@
         <w:ind w:left="2880" w:hanging="360"/>
       </w:pPr>
       <w:rPr>
-        <w:rFonts w:ascii="Wingdings" w:hAnsi="Wingdings" w:hint="default"/>
+        <w:rFonts w:hint="default" w:ascii="Wingdings" w:hAnsi="Wingdings"/>
         <w:sz w:val="20"/>
       </w:rPr>
     </w:lvl>
@@ -2460,7 +2557,7 @@
         <w:ind w:left="3600" w:hanging="360"/>
       </w:pPr>
       <w:rPr>
-        <w:rFonts w:ascii="Wingdings" w:hAnsi="Wingdings" w:hint="default"/>
+        <w:rFonts w:hint="default" w:ascii="Wingdings" w:hAnsi="Wingdings"/>
         <w:sz w:val="20"/>
       </w:rPr>
     </w:lvl>
@@ -2476,7 +2573,7 @@
         <w:ind w:left="4320" w:hanging="360"/>
       </w:pPr>
       <w:rPr>
-        <w:rFonts w:ascii="Wingdings" w:hAnsi="Wingdings" w:hint="default"/>
+        <w:rFonts w:hint="default" w:ascii="Wingdings" w:hAnsi="Wingdings"/>
         <w:sz w:val="20"/>
       </w:rPr>
     </w:lvl>
@@ -2492,7 +2589,7 @@
         <w:ind w:left="5040" w:hanging="360"/>
       </w:pPr>
       <w:rPr>
-        <w:rFonts w:ascii="Wingdings" w:hAnsi="Wingdings" w:hint="default"/>
+        <w:rFonts w:hint="default" w:ascii="Wingdings" w:hAnsi="Wingdings"/>
         <w:sz w:val="20"/>
       </w:rPr>
     </w:lvl>
@@ -2508,7 +2605,7 @@
         <w:ind w:left="5760" w:hanging="360"/>
       </w:pPr>
       <w:rPr>
-        <w:rFonts w:ascii="Wingdings" w:hAnsi="Wingdings" w:hint="default"/>
+        <w:rFonts w:hint="default" w:ascii="Wingdings" w:hAnsi="Wingdings"/>
         <w:sz w:val="20"/>
       </w:rPr>
     </w:lvl>
@@ -2524,7 +2621,7 @@
         <w:ind w:left="6480" w:hanging="360"/>
       </w:pPr>
       <w:rPr>
-        <w:rFonts w:ascii="Wingdings" w:hAnsi="Wingdings" w:hint="default"/>
+        <w:rFonts w:hint="default" w:ascii="Wingdings" w:hAnsi="Wingdings"/>
         <w:sz w:val="20"/>
       </w:rPr>
     </w:lvl>
@@ -2542,7 +2639,7 @@
         <w:ind w:left="720" w:hanging="360"/>
       </w:pPr>
       <w:rPr>
-        <w:rFonts w:ascii="Symbol" w:hAnsi="Symbol" w:hint="default"/>
+        <w:rFonts w:hint="default" w:ascii="Symbol" w:hAnsi="Symbol"/>
       </w:rPr>
     </w:lvl>
     <w:lvl w:ilvl="1" w:tplc="240A0003" w:tentative="1">
@@ -2554,7 +2651,7 @@
         <w:ind w:left="1440" w:hanging="360"/>
       </w:pPr>
       <w:rPr>
-        <w:rFonts w:ascii="Courier New" w:hAnsi="Courier New" w:cs="Courier New" w:hint="default"/>
+        <w:rFonts w:hint="default" w:ascii="Courier New" w:hAnsi="Courier New" w:cs="Courier New"/>
       </w:rPr>
     </w:lvl>
     <w:lvl w:ilvl="2" w:tplc="240A0005" w:tentative="1">
@@ -2566,7 +2663,7 @@
         <w:ind w:left="2160" w:hanging="360"/>
       </w:pPr>
       <w:rPr>
-        <w:rFonts w:ascii="Wingdings" w:hAnsi="Wingdings" w:hint="default"/>
+        <w:rFonts w:hint="default" w:ascii="Wingdings" w:hAnsi="Wingdings"/>
       </w:rPr>
     </w:lvl>
     <w:lvl w:ilvl="3" w:tplc="240A0001" w:tentative="1">
@@ -2578,7 +2675,7 @@
         <w:ind w:left="2880" w:hanging="360"/>
       </w:pPr>
       <w:rPr>
-        <w:rFonts w:ascii="Symbol" w:hAnsi="Symbol" w:hint="default"/>
+        <w:rFonts w:hint="default" w:ascii="Symbol" w:hAnsi="Symbol"/>
       </w:rPr>
     </w:lvl>
     <w:lvl w:ilvl="4" w:tplc="240A0003" w:tentative="1">
@@ -2590,7 +2687,7 @@
         <w:ind w:left="3600" w:hanging="360"/>
       </w:pPr>
       <w:rPr>
-        <w:rFonts w:ascii="Courier New" w:hAnsi="Courier New" w:cs="Courier New" w:hint="default"/>
+        <w:rFonts w:hint="default" w:ascii="Courier New" w:hAnsi="Courier New" w:cs="Courier New"/>
       </w:rPr>
     </w:lvl>
     <w:lvl w:ilvl="5" w:tplc="240A0005" w:tentative="1">
@@ -2602,7 +2699,7 @@
         <w:ind w:left="4320" w:hanging="360"/>
       </w:pPr>
       <w:rPr>
-        <w:rFonts w:ascii="Wingdings" w:hAnsi="Wingdings" w:hint="default"/>
+        <w:rFonts w:hint="default" w:ascii="Wingdings" w:hAnsi="Wingdings"/>
       </w:rPr>
     </w:lvl>
     <w:lvl w:ilvl="6" w:tplc="240A0001" w:tentative="1">
@@ -2614,7 +2711,7 @@
         <w:ind w:left="5040" w:hanging="360"/>
       </w:pPr>
       <w:rPr>
-        <w:rFonts w:ascii="Symbol" w:hAnsi="Symbol" w:hint="default"/>
+        <w:rFonts w:hint="default" w:ascii="Symbol" w:hAnsi="Symbol"/>
       </w:rPr>
     </w:lvl>
     <w:lvl w:ilvl="7" w:tplc="240A0003" w:tentative="1">
@@ -2626,7 +2723,7 @@
         <w:ind w:left="5760" w:hanging="360"/>
       </w:pPr>
       <w:rPr>
-        <w:rFonts w:ascii="Courier New" w:hAnsi="Courier New" w:cs="Courier New" w:hint="default"/>
+        <w:rFonts w:hint="default" w:ascii="Courier New" w:hAnsi="Courier New" w:cs="Courier New"/>
       </w:rPr>
     </w:lvl>
     <w:lvl w:ilvl="8" w:tplc="240A0005" w:tentative="1">
@@ -2638,7 +2735,7 @@
         <w:ind w:left="6480" w:hanging="360"/>
       </w:pPr>
       <w:rPr>
-        <w:rFonts w:ascii="Wingdings" w:hAnsi="Wingdings" w:hint="default"/>
+        <w:rFonts w:hint="default" w:ascii="Wingdings" w:hAnsi="Wingdings"/>
       </w:rPr>
     </w:lvl>
   </w:abstractNum>
@@ -2655,7 +2752,7 @@
         <w:ind w:left="720" w:hanging="360"/>
       </w:pPr>
       <w:rPr>
-        <w:rFonts w:ascii="Symbol" w:hAnsi="Symbol" w:hint="default"/>
+        <w:rFonts w:hint="default" w:ascii="Symbol" w:hAnsi="Symbol"/>
       </w:rPr>
     </w:lvl>
     <w:lvl w:ilvl="1" w:tplc="240A0003" w:tentative="1">
@@ -2667,7 +2764,7 @@
         <w:ind w:left="1440" w:hanging="360"/>
       </w:pPr>
       <w:rPr>
-        <w:rFonts w:ascii="Courier New" w:hAnsi="Courier New" w:cs="Courier New" w:hint="default"/>
+        <w:rFonts w:hint="default" w:ascii="Courier New" w:hAnsi="Courier New" w:cs="Courier New"/>
       </w:rPr>
     </w:lvl>
     <w:lvl w:ilvl="2" w:tplc="240A0005" w:tentative="1">
@@ -2679,7 +2776,7 @@
         <w:ind w:left="2160" w:hanging="360"/>
       </w:pPr>
       <w:rPr>
-        <w:rFonts w:ascii="Wingdings" w:hAnsi="Wingdings" w:hint="default"/>
+        <w:rFonts w:hint="default" w:ascii="Wingdings" w:hAnsi="Wingdings"/>
       </w:rPr>
     </w:lvl>
     <w:lvl w:ilvl="3" w:tplc="240A0001" w:tentative="1">
@@ -2691,7 +2788,7 @@
         <w:ind w:left="2880" w:hanging="360"/>
       </w:pPr>
       <w:rPr>
-        <w:rFonts w:ascii="Symbol" w:hAnsi="Symbol" w:hint="default"/>
+        <w:rFonts w:hint="default" w:ascii="Symbol" w:hAnsi="Symbol"/>
       </w:rPr>
     </w:lvl>
     <w:lvl w:ilvl="4" w:tplc="240A0003" w:tentative="1">
@@ -2703,7 +2800,7 @@
         <w:ind w:left="3600" w:hanging="360"/>
       </w:pPr>
       <w:rPr>
-        <w:rFonts w:ascii="Courier New" w:hAnsi="Courier New" w:cs="Courier New" w:hint="default"/>
+        <w:rFonts w:hint="default" w:ascii="Courier New" w:hAnsi="Courier New" w:cs="Courier New"/>
       </w:rPr>
     </w:lvl>
     <w:lvl w:ilvl="5" w:tplc="240A0005" w:tentative="1">
@@ -2715,7 +2812,7 @@
         <w:ind w:left="4320" w:hanging="360"/>
       </w:pPr>
       <w:rPr>
-        <w:rFonts w:ascii="Wingdings" w:hAnsi="Wingdings" w:hint="default"/>
+        <w:rFonts w:hint="default" w:ascii="Wingdings" w:hAnsi="Wingdings"/>
       </w:rPr>
     </w:lvl>
     <w:lvl w:ilvl="6" w:tplc="240A0001" w:tentative="1">
@@ -2727,7 +2824,7 @@
         <w:ind w:left="5040" w:hanging="360"/>
       </w:pPr>
       <w:rPr>
-        <w:rFonts w:ascii="Symbol" w:hAnsi="Symbol" w:hint="default"/>
+        <w:rFonts w:hint="default" w:ascii="Symbol" w:hAnsi="Symbol"/>
       </w:rPr>
     </w:lvl>
     <w:lvl w:ilvl="7" w:tplc="240A0003" w:tentative="1">
@@ -2739,7 +2836,7 @@
         <w:ind w:left="5760" w:hanging="360"/>
       </w:pPr>
       <w:rPr>
-        <w:rFonts w:ascii="Courier New" w:hAnsi="Courier New" w:cs="Courier New" w:hint="default"/>
+        <w:rFonts w:hint="default" w:ascii="Courier New" w:hAnsi="Courier New" w:cs="Courier New"/>
       </w:rPr>
     </w:lvl>
     <w:lvl w:ilvl="8" w:tplc="240A0005" w:tentative="1">
@@ -2751,7 +2848,7 @@
         <w:ind w:left="6480" w:hanging="360"/>
       </w:pPr>
       <w:rPr>
-        <w:rFonts w:ascii="Wingdings" w:hAnsi="Wingdings" w:hint="default"/>
+        <w:rFonts w:hint="default" w:ascii="Wingdings" w:hAnsi="Wingdings"/>
       </w:rPr>
     </w:lvl>
   </w:abstractNum>
@@ -2768,11 +2865,11 @@
 </file>
 
 <file path=word/styles.xml><?xml version="1.0" encoding="utf-8"?>
-<w:styles xmlns:mc="http://schemas.openxmlformats.org/markup-compatibility/2006" xmlns:r="http://schemas.openxmlformats.org/officeDocument/2006/relationships" xmlns:w="http://schemas.openxmlformats.org/wordprocessingml/2006/main" xmlns:w14="http://schemas.microsoft.com/office/word/2010/wordml" xmlns:w15="http://schemas.microsoft.com/office/word/2012/wordml" xmlns:w16cex="http://schemas.microsoft.com/office/word/2018/wordml/cex" xmlns:w16cid="http://schemas.microsoft.com/office/word/2016/wordml/cid" xmlns:w16="http://schemas.microsoft.com/office/word/2018/wordml" xmlns:w16du="http://schemas.microsoft.com/office/word/2023/wordml/word16du" xmlns:w16sdtdh="http://schemas.microsoft.com/office/word/2020/wordml/sdtdatahash" xmlns:w16sdtfl="http://schemas.microsoft.com/office/word/2024/wordml/sdtformatlock" xmlns:w16se="http://schemas.microsoft.com/office/word/2015/wordml/symex" mc:Ignorable="w14 w15 w16se w16cid w16 w16cex w16sdtdh w16sdtfl w16du">
+<w:styles xmlns:wp14="http://schemas.microsoft.com/office/word/2010/wordprocessingDrawing" xmlns:mc="http://schemas.openxmlformats.org/markup-compatibility/2006" xmlns:r="http://schemas.openxmlformats.org/officeDocument/2006/relationships" xmlns:w="http://schemas.openxmlformats.org/wordprocessingml/2006/main" xmlns:w14="http://schemas.microsoft.com/office/word/2010/wordml" xmlns:w15="http://schemas.microsoft.com/office/word/2012/wordml" xmlns:w16cex="http://schemas.microsoft.com/office/word/2018/wordml/cex" xmlns:w16cid="http://schemas.microsoft.com/office/word/2016/wordml/cid" xmlns:w16="http://schemas.microsoft.com/office/word/2018/wordml" xmlns:w16du="http://schemas.microsoft.com/office/word/2023/wordml/word16du" xmlns:w16sdtdh="http://schemas.microsoft.com/office/word/2020/wordml/sdtdatahash" xmlns:w16sdtfl="http://schemas.microsoft.com/office/word/2024/wordml/sdtformatlock" xmlns:w16se="http://schemas.microsoft.com/office/word/2015/wordml/symex" mc:Ignorable="w14 w15 w16se w16cid w16 w16cex w16sdtdh w16sdtfl w16du wp14">
   <w:docDefaults>
     <w:rPrDefault>
       <w:rPr>
-        <w:rFonts w:asciiTheme="minorHAnsi" w:eastAsiaTheme="minorHAnsi" w:hAnsiTheme="minorHAnsi" w:cstheme="minorBidi"/>
+        <w:rFonts w:asciiTheme="minorHAnsi" w:hAnsiTheme="minorHAnsi" w:eastAsiaTheme="minorHAnsi" w:cstheme="minorBidi"/>
         <w:sz w:val="22"/>
         <w:szCs w:val="22"/>
         <w:lang w:val="es-CO" w:eastAsia="en-US" w:bidi="ar-SA"/>
@@ -2787,14 +2884,14 @@
   <w:latentStyles w:defLockedState="0" w:defUIPriority="99" w:defSemiHidden="0" w:defUnhideWhenUsed="0" w:defQFormat="0" w:count="376">
     <w:lsdException w:name="Normal" w:uiPriority="0" w:qFormat="1"/>
     <w:lsdException w:name="heading 1" w:uiPriority="9" w:qFormat="1"/>
-    <w:lsdException w:name="heading 2" w:semiHidden="1" w:uiPriority="9" w:unhideWhenUsed="1" w:qFormat="1"/>
-    <w:lsdException w:name="heading 3" w:semiHidden="1" w:uiPriority="9" w:unhideWhenUsed="1" w:qFormat="1"/>
-    <w:lsdException w:name="heading 4" w:semiHidden="1" w:uiPriority="9" w:unhideWhenUsed="1" w:qFormat="1"/>
-    <w:lsdException w:name="heading 5" w:semiHidden="1" w:uiPriority="9" w:unhideWhenUsed="1" w:qFormat="1"/>
-    <w:lsdException w:name="heading 6" w:semiHidden="1" w:uiPriority="9" w:unhideWhenUsed="1" w:qFormat="1"/>
-    <w:lsdException w:name="heading 7" w:semiHidden="1" w:uiPriority="9" w:unhideWhenUsed="1" w:qFormat="1"/>
-    <w:lsdException w:name="heading 8" w:semiHidden="1" w:uiPriority="9" w:unhideWhenUsed="1" w:qFormat="1"/>
-    <w:lsdException w:name="heading 9" w:semiHidden="1" w:uiPriority="9" w:unhideWhenUsed="1" w:qFormat="1"/>
+    <w:lsdException w:name="heading 2" w:uiPriority="9" w:semiHidden="1" w:unhideWhenUsed="1" w:qFormat="1"/>
+    <w:lsdException w:name="heading 3" w:uiPriority="9" w:semiHidden="1" w:unhideWhenUsed="1" w:qFormat="1"/>
+    <w:lsdException w:name="heading 4" w:uiPriority="9" w:semiHidden="1" w:unhideWhenUsed="1" w:qFormat="1"/>
+    <w:lsdException w:name="heading 5" w:uiPriority="9" w:semiHidden="1" w:unhideWhenUsed="1" w:qFormat="1"/>
+    <w:lsdException w:name="heading 6" w:uiPriority="9" w:semiHidden="1" w:unhideWhenUsed="1" w:qFormat="1"/>
+    <w:lsdException w:name="heading 7" w:uiPriority="9" w:semiHidden="1" w:unhideWhenUsed="1" w:qFormat="1"/>
+    <w:lsdException w:name="heading 8" w:uiPriority="9" w:semiHidden="1" w:unhideWhenUsed="1" w:qFormat="1"/>
+    <w:lsdException w:name="heading 9" w:uiPriority="9" w:semiHidden="1" w:unhideWhenUsed="1" w:qFormat="1"/>
     <w:lsdException w:name="index 1" w:semiHidden="1" w:unhideWhenUsed="1"/>
     <w:lsdException w:name="index 2" w:semiHidden="1" w:unhideWhenUsed="1"/>
     <w:lsdException w:name="index 3" w:semiHidden="1" w:unhideWhenUsed="1"/>
@@ -2804,22 +2901,22 @@
     <w:lsdException w:name="index 7" w:semiHidden="1" w:unhideWhenUsed="1"/>
     <w:lsdException w:name="index 8" w:semiHidden="1" w:unhideWhenUsed="1"/>
     <w:lsdException w:name="index 9" w:semiHidden="1" w:unhideWhenUsed="1"/>
-    <w:lsdException w:name="toc 1" w:semiHidden="1" w:uiPriority="39" w:unhideWhenUsed="1"/>
-    <w:lsdException w:name="toc 2" w:semiHidden="1" w:uiPriority="39" w:unhideWhenUsed="1"/>
-    <w:lsdException w:name="toc 3" w:semiHidden="1" w:uiPriority="39" w:unhideWhenUsed="1"/>
-    <w:lsdException w:name="toc 4" w:semiHidden="1" w:uiPriority="39" w:unhideWhenUsed="1"/>
-    <w:lsdException w:name="toc 5" w:semiHidden="1" w:uiPriority="39" w:unhideWhenUsed="1"/>
-    <w:lsdException w:name="toc 6" w:semiHidden="1" w:uiPriority="39" w:unhideWhenUsed="1"/>
-    <w:lsdException w:name="toc 7" w:semiHidden="1" w:uiPriority="39" w:unhideWhenUsed="1"/>
-    <w:lsdException w:name="toc 8" w:semiHidden="1" w:uiPriority="39" w:unhideWhenUsed="1"/>
-    <w:lsdException w:name="toc 9" w:semiHidden="1" w:uiPriority="39" w:unhideWhenUsed="1"/>
+    <w:lsdException w:name="toc 1" w:uiPriority="39" w:semiHidden="1" w:unhideWhenUsed="1"/>
+    <w:lsdException w:name="toc 2" w:uiPriority="39" w:semiHidden="1" w:unhideWhenUsed="1"/>
+    <w:lsdException w:name="toc 3" w:uiPriority="39" w:semiHidden="1" w:unhideWhenUsed="1"/>
+    <w:lsdException w:name="toc 4" w:uiPriority="39" w:semiHidden="1" w:unhideWhenUsed="1"/>
+    <w:lsdException w:name="toc 5" w:uiPriority="39" w:semiHidden="1" w:unhideWhenUsed="1"/>
+    <w:lsdException w:name="toc 6" w:uiPriority="39" w:semiHidden="1" w:unhideWhenUsed="1"/>
+    <w:lsdException w:name="toc 7" w:uiPriority="39" w:semiHidden="1" w:unhideWhenUsed="1"/>
+    <w:lsdException w:name="toc 8" w:uiPriority="39" w:semiHidden="1" w:unhideWhenUsed="1"/>
+    <w:lsdException w:name="toc 9" w:uiPriority="39" w:semiHidden="1" w:unhideWhenUsed="1"/>
     <w:lsdException w:name="Normal Indent" w:semiHidden="1" w:unhideWhenUsed="1"/>
     <w:lsdException w:name="footnote text" w:semiHidden="1" w:unhideWhenUsed="1"/>
     <w:lsdException w:name="annotation text" w:semiHidden="1" w:unhideWhenUsed="1"/>
     <w:lsdException w:name="header" w:semiHidden="1" w:unhideWhenUsed="1"/>
     <w:lsdException w:name="footer" w:semiHidden="1" w:unhideWhenUsed="1"/>
     <w:lsdException w:name="index heading" w:semiHidden="1" w:unhideWhenUsed="1"/>
-    <w:lsdException w:name="caption" w:semiHidden="1" w:uiPriority="35" w:unhideWhenUsed="1" w:qFormat="1"/>
+    <w:lsdException w:name="caption" w:uiPriority="35" w:semiHidden="1" w:unhideWhenUsed="1" w:qFormat="1"/>
     <w:lsdException w:name="table of figures" w:semiHidden="1" w:unhideWhenUsed="1"/>
     <w:lsdException w:name="envelope address" w:semiHidden="1" w:unhideWhenUsed="1"/>
     <w:lsdException w:name="envelope return" w:semiHidden="1" w:unhideWhenUsed="1"/>
@@ -2850,7 +2947,7 @@
     <w:lsdException w:name="Title" w:uiPriority="10" w:qFormat="1"/>
     <w:lsdException w:name="Closing" w:semiHidden="1" w:unhideWhenUsed="1"/>
     <w:lsdException w:name="Signature" w:semiHidden="1" w:unhideWhenUsed="1"/>
-    <w:lsdException w:name="Default Paragraph Font" w:semiHidden="1" w:uiPriority="1" w:unhideWhenUsed="1"/>
+    <w:lsdException w:name="Default Paragraph Font" w:uiPriority="1" w:semiHidden="1" w:unhideWhenUsed="1"/>
     <w:lsdException w:name="Body Text" w:semiHidden="1" w:unhideWhenUsed="1"/>
     <w:lsdException w:name="Body Text Indent" w:semiHidden="1" w:unhideWhenUsed="1"/>
     <w:lsdException w:name="List Continue" w:semiHidden="1" w:unhideWhenUsed="1"/>
@@ -3050,8 +3147,8 @@
     <w:lsdException w:name="Subtle Reference" w:uiPriority="31" w:qFormat="1"/>
     <w:lsdException w:name="Intense Reference" w:uiPriority="32" w:qFormat="1"/>
     <w:lsdException w:name="Book Title" w:uiPriority="33" w:qFormat="1"/>
-    <w:lsdException w:name="Bibliography" w:semiHidden="1" w:uiPriority="37" w:unhideWhenUsed="1"/>
-    <w:lsdException w:name="TOC Heading" w:semiHidden="1" w:uiPriority="39" w:unhideWhenUsed="1" w:qFormat="1"/>
+    <w:lsdException w:name="Bibliography" w:uiPriority="37" w:semiHidden="1" w:unhideWhenUsed="1"/>
+    <w:lsdException w:name="TOC Heading" w:uiPriority="39" w:semiHidden="1" w:unhideWhenUsed="1" w:qFormat="1"/>
     <w:lsdException w:name="Plain Table 1" w:uiPriority="41"/>
     <w:lsdException w:name="Plain Table 2" w:uiPriority="42"/>
     <w:lsdException w:name="Plain Table 3" w:uiPriority="43"/>
@@ -3162,18 +3259,18 @@
     <w:lsdException w:name="Unresolved Mention" w:semiHidden="1" w:unhideWhenUsed="1"/>
     <w:lsdException w:name="Smart Link" w:semiHidden="1" w:unhideWhenUsed="1"/>
   </w:latentStyles>
-  <w:style w:type="paragraph" w:default="1" w:styleId="Normal">
+  <w:style w:type="paragraph" w:styleId="Normal" w:default="1">
     <w:name w:val="Normal"/>
     <w:qFormat/>
     <w:rsid w:val="00A81FA2"/>
   </w:style>
-  <w:style w:type="character" w:default="1" w:styleId="DefaultParagraphFont">
+  <w:style w:type="character" w:styleId="DefaultParagraphFont" w:default="1">
     <w:name w:val="Default Paragraph Font"/>
     <w:uiPriority w:val="1"/>
     <w:semiHidden/>
     <w:unhideWhenUsed/>
   </w:style>
-  <w:style w:type="table" w:default="1" w:styleId="TableNormal">
+  <w:style w:type="table" w:styleId="TableNormal" w:default="1">
     <w:name w:val="Normal Table"/>
     <w:uiPriority w:val="99"/>
     <w:semiHidden/>
@@ -3188,7 +3285,7 @@
       </w:tblCellMar>
     </w:tblPr>
   </w:style>
-  <w:style w:type="numbering" w:default="1" w:styleId="NoList">
+  <w:style w:type="numbering" w:styleId="NoList" w:default="1">
     <w:name w:val="No List"/>
     <w:uiPriority w:val="99"/>
     <w:semiHidden/>
@@ -3243,7 +3340,7 @@
       <w:spacing w:after="0" w:line="240" w:lineRule="auto"/>
     </w:pPr>
   </w:style>
-  <w:style w:type="character" w:customStyle="1" w:styleId="HeaderChar">
+  <w:style w:type="character" w:styleId="HeaderChar" w:customStyle="1">
     <w:name w:val="Header Char"/>
     <w:basedOn w:val="DefaultParagraphFont"/>
     <w:link w:val="Header"/>
@@ -3265,7 +3362,7 @@
       <w:spacing w:after="0" w:line="240" w:lineRule="auto"/>
     </w:pPr>
   </w:style>
-  <w:style w:type="character" w:customStyle="1" w:styleId="FooterChar">
+  <w:style w:type="character" w:styleId="FooterChar" w:customStyle="1">
     <w:name w:val="Footer Char"/>
     <w:basedOn w:val="DefaultParagraphFont"/>
     <w:link w:val="Footer"/>
@@ -3282,12 +3379,12 @@
     </w:pPr>
     <w:tblPr>
       <w:tblBorders>
-        <w:top w:val="single" w:sz="4" w:space="0" w:color="auto"/>
-        <w:left w:val="single" w:sz="4" w:space="0" w:color="auto"/>
-        <w:bottom w:val="single" w:sz="4" w:space="0" w:color="auto"/>
-        <w:right w:val="single" w:sz="4" w:space="0" w:color="auto"/>
-        <w:insideH w:val="single" w:sz="4" w:space="0" w:color="auto"/>
-        <w:insideV w:val="single" w:sz="4" w:space="0" w:color="auto"/>
+        <w:top w:val="single" w:color="auto" w:sz="4" w:space="0"/>
+        <w:left w:val="single" w:color="auto" w:sz="4" w:space="0"/>
+        <w:bottom w:val="single" w:color="auto" w:sz="4" w:space="0"/>
+        <w:right w:val="single" w:color="auto" w:sz="4" w:space="0"/>
+        <w:insideH w:val="single" w:color="auto" w:sz="4" w:space="0"/>
+        <w:insideV w:val="single" w:color="auto" w:sz="4" w:space="0"/>
       </w:tblBorders>
     </w:tblPr>
   </w:style>
